--- a/payments/consignment_template.docx
+++ b/payments/consignment_template.docx
@@ -281,7 +281,7 @@
           <w:b/>
           <w:sz w:val="22"/>
         </w:rPr>
-        <w:t>Jharsuguda Terminal, Jharsuguda, Odisha</w:t>
+        <w:t>{{ORIGIN}}</w:t>
       </w:r>
     </w:p>
     <w:p>
